--- a/data/revised_2026-10_full/tracked/v2/Physics/SS1.1_Pressure/Physics_Pressure_FinalExplanation_TeacherKey_TRACKED.docx
+++ b/data/revised_2026-10_full/tracked/v2/Physics/SS1.1_Pressure/Physics_Pressure_FinalExplanation_TeacherKey_TRACKED.docx
@@ -362,7 +362,7 @@
               </w:rPr>
               <w:t xml:space="preserve">(a) Claim: The sharp knife cuts and the blunt knife only squashes because the sharp edge touches the food over a much smaller area, so it gives a much greater pressure. Same force, different area. The difference between the knives is the area, not the force. (b) Same: the person (Mama Wanjiru), the force of 40 N, the food (tomato, nyama choma), and the size and shape of the knives. Different: the edge thickness (0.1 mm for the sharp knife, 1 mm for the blunt knife) and the result. (c) Both knives were pushed with 40 N. The sharp knife sliced easily through the tomato and nyama choma. The blunt knife barely cut and only squashed the food.</w:t>
             </w:r>
-            <w:del w:id="9001" w:author="Claude (AI) - proposed" w:date="2026-10-15T08:04:07Z">
+            <w:del w:id="9001" w:author="Claude (AI) - proposed" w:date="2026-10-18T00:31:53Z">
               <w:r>
                 <w:rPr>
                   <w:rFonts w:ascii="Arial" w:cs="Arial" w:eastAsia="Arial" w:hAnsi="Arial"/>
@@ -507,7 +507,7 @@
               </w:rPr>
               <w:t xml:space="preserve">(a) Sharp knife: 0.1 mm = 0.0001 m, so A = 0.05 x 0.0001 = 0.000005 m2 = 5 x 10^-6 m2. Blunt knife: 1 mm = 0.001 m, so A = 0.05 x 0.001 = 0.00005 m2 = 5 x 10^-5 m2. (b) Sharp: P = F/A = 40 / 0.000005 = 8,000,000 Pa = 8 MPa. Blunt: P = 40 / 0.00005 = 800,000 Pa = 0.8 MPa. (c) The sharp edge has 10 times less area than the blunt edge, and it gives 10 times more pressure (8 MPa compared with 0.8 MPa). For a constant force, a smaller area gives a larger pressure. (d) The sharp knife's pressure of 8 MPa is greater than 2 MPa, so the tomato and meat give way and are cut. The blunt knife's pressure of 0.8 MPa is less than 2 MPa, so the food does not give way and is only squashed.</w:t>
             </w:r>
-            <w:del w:id="9002" w:author="Claude (AI) - proposed" w:date="2026-10-15T08:04:07Z">
+            <w:del w:id="9002" w:author="Claude (AI) - proposed" w:date="2026-10-18T00:31:53Z">
               <w:r>
                 <w:rPr>
                   <w:rFonts w:ascii="Arial" w:cs="Arial" w:eastAsia="Arial" w:hAnsi="Arial"/>
@@ -652,7 +652,7 @@
               </w:rPr>
               <w:t xml:space="preserve">(a) Large face: P = 20 / 0.02 = 1,000 Pa. Small face: P = 20 / 0.005 = 4,000 Pa. The weight (20 N) is the same on each face, but the small face has the smaller area and the greater pressure, so it made the deepest dent in the flour. (b) Camel: P = 4,000 / 0.2 = 20,000 Pa = 20 kPa. Student: P = 600 / 0.04 = 15,000 Pa = 15 kPa. The camel is about 6.7 times heavier (4,000 N compared with 600 N), but its weight is spread over a larger area, so its pressure (20 kPa) is only a little larger than the student's (15 kPa). This is the same idea as the knives: pressure depends on force and area together, not on force alone.</w:t>
             </w:r>
-            <w:del w:id="9003" w:author="Claude (AI) - proposed" w:date="2026-10-15T08:04:07Z">
+            <w:del w:id="9003" w:author="Claude (AI) - proposed" w:date="2026-10-18T00:31:53Z">
               <w:r>
                 <w:rPr>
                   <w:rFonts w:ascii="Arial" w:cs="Arial" w:eastAsia="Arial" w:hAnsi="Arial"/>
@@ -764,7 +764,7 @@
               </w:rPr>
               <w:t xml:space="preserve">The knife idea can be extended to fluids. (a) Water in a dam is 30 m deep. Use P = ρgh (water density 1,000 kg/m3) to calculate the pressure</w:t>
             </w:r>
-            <w:ins w:id="9004" w:author="Claude (AI) - proposed" w:date="2026-10-15T08:04:07Z">
+            <w:ins w:id="9004" w:author="Claude (AI) - proposed" w:date="2026-10-18T00:31:53Z">
               <w:r>
                 <w:rPr>
                   <w:rFonts w:ascii="Arial" w:cs="Arial" w:eastAsia="Arial" w:hAnsi="Arial"/>
@@ -792,7 +792,7 @@
               </w:rPr>
               <w:t xml:space="preserve"> at the base and at 10 m depth. Explain why a dam wall is built thicker at the bottom. (b) In the glass-with-cardboard test, the glass mouth has area 0.004 m2, the atmospheric pressure is 101 kPa, and the water weighs 2.5 N. Calculate the upward force of the air and explain what it shows. (c) In a hydraulic jack, a 50 N effort acts on a piston of 5 cm2 and the large piston has 100 cm2. Find the pressure and the load force, and say how the idea differs from the knives.</w:t>
             </w:r>
-            <w:ins w:id="9005" w:author="Claude (AI) - proposed" w:date="2026-10-15T08:04:07Z">
+            <w:ins w:id="9005" w:author="Claude (AI) - proposed" w:date="2026-10-18T00:31:53Z">
               <w:r>
                 <w:rPr>
                   <w:rFonts w:ascii="Arial" w:cs="Arial" w:eastAsia="Arial" w:hAnsi="Arial"/>
@@ -840,7 +840,7 @@
               </w:rPr>
               <w:t xml:space="preserve">(a) At the base</w:t>
             </w:r>
-            <w:ins w:id="9006" w:author="Claude (AI) - proposed" w:date="2026-10-15T08:04:07Z">
+            <w:ins w:id="9006" w:author="Claude (AI) - proposed" w:date="2026-10-18T00:31:53Z">
               <w:r>
                 <w:rPr>
                   <w:rFonts w:ascii="Arial" w:cs="Arial" w:eastAsia="Arial" w:hAnsi="Arial"/>
@@ -868,7 +868,7 @@
               </w:rPr>
               <w:t xml:space="preserve">: P = ρgh = 1,000 x 10 x 30 = 300,000 Pa = 300 kPa. At 10 m: P = 1,000 x 10 x 10 = 100,000 Pa = 100 kPa. Liquid pressure increases with depth because there is more water weight above, so the wall must withstand 300 kPa at the base compared with 100 kPa higher up. That is why it is thicker at the bottom. (b) F = P x A = 101,000 x 0.004 = 404 N upward. This is much larger than the 2.5 N weight of the water, so the cardboard stays in place. Air has weight and so exerts atmospheric pressure on every surface. (c) Small piston area = 5 cm2 = 0.0005 m2, so P = 50 / 0.0005 = 100,000 Pa = 100 kPa. This pressure is transmitted equally through the enclosed fluid (Pascal's principle). Large piston area = 100 cm2 = 0.01 m2, so F = 100,000 x 0.01 = 1,000 N, which is 20 times 50 N. With the knives the force was the same and the area differed, giving different pressures. With the jack the pressure is the same and the area differs, giving different forces. In both cases, area is the key.</w:t>
             </w:r>
-            <w:del w:id="9007" w:author="Claude (AI) - proposed" w:date="2026-10-15T08:04:07Z">
+            <w:del w:id="9007" w:author="Claude (AI) - proposed" w:date="2026-10-18T00:31:53Z">
               <w:r>
                 <w:rPr>
                   <w:rFonts w:ascii="Arial" w:cs="Arial" w:eastAsia="Arial" w:hAnsi="Arial"/>
@@ -883,7 +883,7 @@
                 <w:delText xml:space="preserve">)</w:delText>
               </w:r>
             </w:del>
-            <w:ins w:id="9008" w:author="Claude (AI) - proposed" w:date="2026-10-15T08:04:07Z">
+            <w:ins w:id="9008" w:author="Claude (AI) - proposed" w:date="2026-10-18T00:31:53Z">
               <w:r>
                 <w:rPr>
                   <w:rFonts w:ascii="Arial" w:cs="Arial" w:eastAsia="Arial" w:hAnsi="Arial"/>
@@ -1028,7 +1028,7 @@
               </w:rPr>
               <w:t xml:space="preserve">Claim: The sharp knife cuts better than the blunt knife because its thin edge has a smaller contact area, so it gives a greater pressure. Same force, different area. Evidence: Mama Wanjiru pushes with the same force of 40 N on both knives. The sharp edge (0.1 mm) has an area of 5 x 10^-6 m2 and the blunt edge (1 mm) has 5 x 10^-5 m2. The pressures are 8 MPa for the sharp knife and 0.8 MPa for the blunt knife, so the sharp knife gives 10 times more pressure. Reasoning: Pressure is force acting at right angles per unit area, P = F/A. With the force constant, a smaller area gives a larger pressure. Tomato and meat give way at about 2 MPa. The sharp knife's 8 MPa is above this, so it cuts. The blunt knife's 0.8 MPa is below it, so the food is only squashed. The difference between the knives is the area, not the force. Model revision: In Lesson 1 my model said the sharp knife has a thinner edge and touches in a smaller place. That idea was right. I added the definition P = F/A and the brick results (Lesson 2), the knife calculations with the numbers and 2 MPa value (Lesson 3), and later the ideas about liquids, air and hydraulics that showed pressure, not just force, decides the effect. I also learned that the air pushes equally on both knives, so it does not explain the difference.</w:t>
             </w:r>
-            <w:del w:id="9009" w:author="Claude (AI) - proposed" w:date="2026-10-15T08:04:07Z">
+            <w:del w:id="9009" w:author="Claude (AI) - proposed" w:date="2026-10-18T00:31:53Z">
               <w:r>
                 <w:rPr>
                   <w:rFonts w:ascii="Arial" w:cs="Arial" w:eastAsia="Arial" w:hAnsi="Arial"/>
@@ -1296,7 +1296,7 @@
               <w:spacing w:after="40" w:before="0"/>
               <w:jc w:val="left"/>
             </w:pPr>
-            <w:ins w:id="9010" w:author="Claude (AI) - proposed" w:date="2026-10-15T08:04:07Z">
+            <w:ins w:id="9010" w:author="Claude (AI) - proposed" w:date="2026-10-18T00:31:53Z">
               <w:r>
                 <w:rPr>
                   <w:rFonts w:ascii="Arial" w:cs="Arial" w:eastAsia="Arial" w:hAnsi="Arial"/>
@@ -1344,7 +1344,7 @@
               <w:spacing w:after="40" w:before="0"/>
               <w:jc w:val="left"/>
             </w:pPr>
-            <w:ins w:id="9011" w:author="Claude (AI) - proposed" w:date="2026-10-15T08:04:07Z">
+            <w:ins w:id="9011" w:author="Claude (AI) - proposed" w:date="2026-10-18T00:31:53Z">
               <w:r>
                 <w:rPr>
                   <w:rFonts w:ascii="Arial" w:cs="Arial" w:eastAsia="Arial" w:hAnsi="Arial"/>
@@ -1392,7 +1392,7 @@
               <w:spacing w:after="40" w:before="0"/>
               <w:jc w:val="left"/>
             </w:pPr>
-            <w:ins w:id="9012" w:author="Claude (AI) - proposed" w:date="2026-10-15T08:04:07Z">
+            <w:ins w:id="9012" w:author="Claude (AI) - proposed" w:date="2026-10-18T00:31:53Z">
               <w:r>
                 <w:rPr>
                   <w:rFonts w:ascii="Arial" w:cs="Arial" w:eastAsia="Arial" w:hAnsi="Arial"/>
@@ -1475,7 +1475,7 @@
               <w:spacing w:after="40" w:before="0"/>
               <w:jc w:val="left"/>
             </w:pPr>
-            <w:ins w:id="9013" w:author="Claude (AI) - proposed" w:date="2026-10-15T08:04:07Z">
+            <w:ins w:id="9013" w:author="Claude (AI) - proposed" w:date="2026-10-18T00:31:53Z">
               <w:r>
                 <w:rPr>
                   <w:rFonts w:ascii="Arial" w:cs="Arial" w:eastAsia="Arial" w:hAnsi="Arial"/>
@@ -1523,7 +1523,7 @@
               <w:spacing w:after="40" w:before="0"/>
               <w:jc w:val="left"/>
             </w:pPr>
-            <w:ins w:id="9014" w:author="Claude (AI) - proposed" w:date="2026-10-15T08:04:07Z">
+            <w:ins w:id="9014" w:author="Claude (AI) - proposed" w:date="2026-10-18T00:31:53Z">
               <w:r>
                 <w:rPr>
                   <w:rFonts w:ascii="Arial" w:cs="Arial" w:eastAsia="Arial" w:hAnsi="Arial"/>
@@ -1571,7 +1571,7 @@
               <w:spacing w:after="40" w:before="0"/>
               <w:jc w:val="left"/>
             </w:pPr>
-            <w:ins w:id="9015" w:author="Claude (AI) - proposed" w:date="2026-10-15T08:04:07Z">
+            <w:ins w:id="9015" w:author="Claude (AI) - proposed" w:date="2026-10-18T00:31:53Z">
               <w:r>
                 <w:rPr>
                   <w:rFonts w:ascii="Arial" w:cs="Arial" w:eastAsia="Arial" w:hAnsi="Arial"/>
@@ -1654,7 +1654,7 @@
               <w:spacing w:after="40" w:before="0"/>
               <w:jc w:val="left"/>
             </w:pPr>
-            <w:ins w:id="9016" w:author="Claude (AI) - proposed" w:date="2026-10-15T08:04:07Z">
+            <w:ins w:id="9016" w:author="Claude (AI) - proposed" w:date="2026-10-18T00:31:53Z">
               <w:r>
                 <w:rPr>
                   <w:rFonts w:ascii="Arial" w:cs="Arial" w:eastAsia="Arial" w:hAnsi="Arial"/>
@@ -1702,7 +1702,7 @@
               <w:spacing w:after="40" w:before="0"/>
               <w:jc w:val="left"/>
             </w:pPr>
-            <w:ins w:id="9017" w:author="Claude (AI) - proposed" w:date="2026-10-15T08:04:07Z">
+            <w:ins w:id="9017" w:author="Claude (AI) - proposed" w:date="2026-10-18T00:31:53Z">
               <w:r>
                 <w:rPr>
                   <w:rFonts w:ascii="Arial" w:cs="Arial" w:eastAsia="Arial" w:hAnsi="Arial"/>
@@ -1750,7 +1750,7 @@
               <w:spacing w:after="40" w:before="0"/>
               <w:jc w:val="left"/>
             </w:pPr>
-            <w:ins w:id="9018" w:author="Claude (AI) - proposed" w:date="2026-10-15T08:04:07Z">
+            <w:ins w:id="9018" w:author="Claude (AI) - proposed" w:date="2026-10-18T00:31:53Z">
               <w:r>
                 <w:rPr>
                   <w:rFonts w:ascii="Arial" w:cs="Arial" w:eastAsia="Arial" w:hAnsi="Arial"/>
@@ -1833,7 +1833,7 @@
               <w:spacing w:after="40" w:before="0"/>
               <w:jc w:val="left"/>
             </w:pPr>
-            <w:ins w:id="9019" w:author="Claude (AI) - proposed" w:date="2026-10-15T08:04:07Z">
+            <w:ins w:id="9019" w:author="Claude (AI) - proposed" w:date="2026-10-18T00:31:53Z">
               <w:r>
                 <w:rPr>
                   <w:rFonts w:ascii="Arial" w:cs="Arial" w:eastAsia="Arial" w:hAnsi="Arial"/>
@@ -1881,7 +1881,7 @@
               <w:spacing w:after="40" w:before="0"/>
               <w:jc w:val="left"/>
             </w:pPr>
-            <w:ins w:id="9020" w:author="Claude (AI) - proposed" w:date="2026-10-15T08:04:07Z">
+            <w:ins w:id="9020" w:author="Claude (AI) - proposed" w:date="2026-10-18T00:31:53Z">
               <w:r>
                 <w:rPr>
                   <w:rFonts w:ascii="Arial" w:cs="Arial" w:eastAsia="Arial" w:hAnsi="Arial"/>
@@ -1929,7 +1929,7 @@
               <w:spacing w:after="40" w:before="0"/>
               <w:jc w:val="left"/>
             </w:pPr>
-            <w:ins w:id="9021" w:author="Claude (AI) - proposed" w:date="2026-10-15T08:04:07Z">
+            <w:ins w:id="9021" w:author="Claude (AI) - proposed" w:date="2026-10-18T00:31:53Z">
               <w:r>
                 <w:rPr>
                   <w:rFonts w:ascii="Arial" w:cs="Arial" w:eastAsia="Arial" w:hAnsi="Arial"/>
@@ -2012,7 +2012,7 @@
               <w:spacing w:after="40" w:before="0"/>
               <w:jc w:val="left"/>
             </w:pPr>
-            <w:ins w:id="9022" w:author="Claude (AI) - proposed" w:date="2026-10-15T08:04:07Z">
+            <w:ins w:id="9022" w:author="Claude (AI) - proposed" w:date="2026-10-18T00:31:53Z">
               <w:r>
                 <w:rPr>
                   <w:rFonts w:ascii="Arial" w:cs="Arial" w:eastAsia="Arial" w:hAnsi="Arial"/>
@@ -2060,7 +2060,7 @@
               <w:spacing w:after="40" w:before="0"/>
               <w:jc w:val="left"/>
             </w:pPr>
-            <w:ins w:id="9023" w:author="Claude (AI) - proposed" w:date="2026-10-15T08:04:07Z">
+            <w:ins w:id="9023" w:author="Claude (AI) - proposed" w:date="2026-10-18T00:31:53Z">
               <w:r>
                 <w:rPr>
                   <w:rFonts w:ascii="Arial" w:cs="Arial" w:eastAsia="Arial" w:hAnsi="Arial"/>
@@ -2108,7 +2108,7 @@
               <w:spacing w:after="40" w:before="0"/>
               <w:jc w:val="left"/>
             </w:pPr>
-            <w:ins w:id="9024" w:author="Claude (AI) - proposed" w:date="2026-10-15T08:04:07Z">
+            <w:ins w:id="9024" w:author="Claude (AI) - proposed" w:date="2026-10-18T00:31:53Z">
               <w:r>
                 <w:rPr>
                   <w:rFonts w:ascii="Arial" w:cs="Arial" w:eastAsia="Arial" w:hAnsi="Arial"/>
@@ -2258,7 +2258,7 @@
         </w:rPr>
         <w:t xml:space="preserve">© 2026 SeaVuria and ARES. This work is licensed under a </w:t>
       </w:r>
-      <w:hyperlink w:history="1" r:id="rIdxv8jtoxyz0fshgyd_lvj2">
+      <w:hyperlink w:history="1" r:id="rId_gc3dnjhedcfjh8deyzld">
         <w:r>
           <w:rPr>
             <w:rFonts w:ascii="Arial" w:cs="Arial" w:eastAsia="Arial" w:hAnsi="Arial"/>
@@ -2278,7 +2278,7 @@
         </w:rPr>
         <w:t xml:space="preserve"> (</w:t>
       </w:r>
-      <w:hyperlink w:history="1" r:id="rIdezwhtlx3eypcfia39hykr">
+      <w:hyperlink w:history="1" r:id="rIdn7ky8rl8th03dn3c6066p">
         <w:r>
           <w:rPr>
             <w:rFonts w:ascii="Arial" w:cs="Arial" w:eastAsia="Arial" w:hAnsi="Arial"/>
@@ -2298,7 +2298,7 @@
         </w:rPr>
         <w:t xml:space="preserve">). To view a copy of this license, visit </w:t>
       </w:r>
-      <w:hyperlink w:history="1" r:id="rIdndrt2vk6njxudggj9j8aa">
+      <w:hyperlink w:history="1" r:id="rIdq6yer292b8xkq9klib_o_">
         <w:r>
           <w:rPr>
             <w:rFonts w:ascii="Arial" w:cs="Arial" w:eastAsia="Arial" w:hAnsi="Arial"/>
